--- a/Movie Ticket Booking Kiosk Manual.docx
+++ b/Movie Ticket Booking Kiosk Manual.docx
@@ -9,6 +9,67 @@
           <w:lang w:val="en-US"/>
         </w:rPr>
       </w:pPr>
+      <w:r>
+        <w:rPr>
+          <w:rFonts w:ascii="Segoe UI" w:hAnsi="Segoe UI" w:cs="Segoe UI"/>
+          <w:lang w:val="en-US"/>
+        </w:rPr>
+        <w:drawing>
+          <wp:anchor distT="0" distB="0" distL="114300" distR="114300" simplePos="0" relativeHeight="251687936" behindDoc="1" locked="0" layoutInCell="1" allowOverlap="1" wp14:anchorId="40ABAA14" wp14:editId="66D03236">
+            <wp:simplePos x="0" y="0"/>
+            <wp:positionH relativeFrom="column">
+              <wp:posOffset>-869950</wp:posOffset>
+            </wp:positionH>
+            <wp:positionV relativeFrom="paragraph">
+              <wp:posOffset>-831851</wp:posOffset>
+            </wp:positionV>
+            <wp:extent cx="7677150" cy="1656821"/>
+            <wp:effectExtent l="0" t="0" r="0" b="635"/>
+            <wp:wrapNone/>
+            <wp:docPr id="37" name="Picture 37"/>
+            <wp:cNvGraphicFramePr>
+              <a:graphicFrameLocks xmlns:a="http://schemas.openxmlformats.org/drawingml/2006/main" noChangeAspect="1"/>
+            </wp:cNvGraphicFramePr>
+            <a:graphic xmlns:a="http://schemas.openxmlformats.org/drawingml/2006/main">
+              <a:graphicData uri="http://schemas.openxmlformats.org/drawingml/2006/picture">
+                <pic:pic xmlns:pic="http://schemas.openxmlformats.org/drawingml/2006/picture">
+                  <pic:nvPicPr>
+                    <pic:cNvPr id="1" name=""/>
+                    <pic:cNvPicPr/>
+                  </pic:nvPicPr>
+                  <pic:blipFill>
+                    <a:blip r:embed="rId7">
+                      <a:extLst>
+                        <a:ext uri="{28A0092B-C50C-407E-A947-70E740481C1C}">
+                          <a14:useLocalDpi xmlns:a14="http://schemas.microsoft.com/office/drawing/2010/main" val="0"/>
+                        </a:ext>
+                      </a:extLst>
+                    </a:blip>
+                    <a:stretch>
+                      <a:fillRect/>
+                    </a:stretch>
+                  </pic:blipFill>
+                  <pic:spPr>
+                    <a:xfrm>
+                      <a:off x="0" y="0"/>
+                      <a:ext cx="7719180" cy="1665892"/>
+                    </a:xfrm>
+                    <a:prstGeom prst="rect">
+                      <a:avLst/>
+                    </a:prstGeom>
+                  </pic:spPr>
+                </pic:pic>
+              </a:graphicData>
+            </a:graphic>
+            <wp14:sizeRelH relativeFrom="page">
+              <wp14:pctWidth>0</wp14:pctWidth>
+            </wp14:sizeRelH>
+            <wp14:sizeRelV relativeFrom="page">
+              <wp14:pctHeight>0</wp14:pctHeight>
+            </wp14:sizeRelV>
+          </wp:anchor>
+        </w:drawing>
+      </w:r>
     </w:p>
     <w:p>
       <w:pPr>
@@ -118,6 +179,105 @@
           <w:lang w:val="en-US"/>
         </w:rPr>
       </w:pPr>
+    </w:p>
+    <w:p>
+      <w:pPr>
+        <w:spacing w:line="276" w:lineRule="auto"/>
+        <w:jc w:val="center"/>
+        <w:rPr>
+          <w:rFonts w:ascii="Segoe UI" w:hAnsi="Segoe UI" w:cs="Segoe UI"/>
+          <w:color w:val="C00000"/>
+          <w:lang w:val="en-US"/>
+        </w:rPr>
+      </w:pPr>
+    </w:p>
+    <w:p>
+      <w:pPr>
+        <w:spacing w:line="276" w:lineRule="auto"/>
+        <w:jc w:val="center"/>
+        <w:rPr>
+          <w:rFonts w:ascii="Segoe UI" w:hAnsi="Segoe UI" w:cs="Segoe UI"/>
+          <w:color w:val="C00000"/>
+          <w:lang w:val="en-US"/>
+        </w:rPr>
+      </w:pPr>
+    </w:p>
+    <w:p>
+      <w:pPr>
+        <w:spacing w:line="276" w:lineRule="auto"/>
+        <w:jc w:val="center"/>
+        <w:rPr>
+          <w:rFonts w:ascii="Segoe UI" w:hAnsi="Segoe UI" w:cs="Segoe UI"/>
+          <w:color w:val="C00000"/>
+          <w:lang w:val="en-US"/>
+        </w:rPr>
+      </w:pPr>
+    </w:p>
+    <w:p>
+      <w:pPr>
+        <w:spacing w:line="276" w:lineRule="auto"/>
+        <w:jc w:val="center"/>
+        <w:rPr>
+          <w:rFonts w:ascii="Segoe UI" w:hAnsi="Segoe UI" w:cs="Segoe UI"/>
+          <w:color w:val="C00000"/>
+          <w:lang w:val="en-US"/>
+        </w:rPr>
+      </w:pPr>
+    </w:p>
+    <w:p>
+      <w:pPr>
+        <w:spacing w:line="276" w:lineRule="auto"/>
+        <w:jc w:val="center"/>
+        <w:rPr>
+          <w:rFonts w:ascii="Segoe UI" w:hAnsi="Segoe UI" w:cs="Segoe UI"/>
+          <w:color w:val="C00000"/>
+          <w:lang w:val="en-US"/>
+        </w:rPr>
+      </w:pPr>
+    </w:p>
+    <w:p>
+      <w:pPr>
+        <w:spacing w:line="276" w:lineRule="auto"/>
+        <w:jc w:val="center"/>
+        <w:rPr>
+          <w:rFonts w:ascii="Segoe UI" w:hAnsi="Segoe UI" w:cs="Segoe UI"/>
+          <w:color w:val="C00000"/>
+          <w:lang w:val="en-US"/>
+        </w:rPr>
+      </w:pPr>
+    </w:p>
+    <w:p>
+      <w:pPr>
+        <w:spacing w:line="276" w:lineRule="auto"/>
+        <w:jc w:val="center"/>
+        <w:rPr>
+          <w:rFonts w:ascii="Segoe UI" w:hAnsi="Segoe UI" w:cs="Segoe UI"/>
+          <w:color w:val="C00000"/>
+          <w:lang w:val="en-US"/>
+        </w:rPr>
+      </w:pPr>
+    </w:p>
+    <w:p>
+      <w:pPr>
+        <w:spacing w:line="276" w:lineRule="auto"/>
+        <w:jc w:val="center"/>
+        <w:rPr>
+          <w:rFonts w:ascii="Segoe UI" w:hAnsi="Segoe UI" w:cs="Segoe UI"/>
+          <w:color w:val="C00000"/>
+          <w:lang w:val="en-US"/>
+        </w:rPr>
+      </w:pPr>
+    </w:p>
+    <w:p>
+      <w:pPr>
+        <w:spacing w:line="276" w:lineRule="auto"/>
+        <w:jc w:val="center"/>
+        <w:rPr>
+          <w:rFonts w:ascii="Segoe UI" w:hAnsi="Segoe UI" w:cs="Segoe UI"/>
+          <w:color w:val="C00000"/>
+          <w:lang w:val="en-US"/>
+        </w:rPr>
+      </w:pPr>
       <w:r>
         <w:rPr>
           <w:rFonts w:ascii="Segoe UI" w:hAnsi="Segoe UI" w:cs="Segoe UI"/>
@@ -136,6 +296,281 @@
         <w:t>Caña</w:t>
       </w:r>
       <w:proofErr w:type="spellEnd"/>
+    </w:p>
+    <w:p>
+      <w:pPr>
+        <w:spacing w:line="276" w:lineRule="auto"/>
+        <w:jc w:val="center"/>
+        <w:rPr>
+          <w:rFonts w:ascii="Segoe UI" w:hAnsi="Segoe UI" w:cs="Segoe UI"/>
+          <w:color w:val="C00000"/>
+          <w:lang w:val="en-US"/>
+        </w:rPr>
+      </w:pPr>
+    </w:p>
+    <w:p>
+      <w:pPr>
+        <w:spacing w:line="276" w:lineRule="auto"/>
+        <w:jc w:val="center"/>
+        <w:rPr>
+          <w:rFonts w:ascii="Segoe UI" w:hAnsi="Segoe UI" w:cs="Segoe UI"/>
+          <w:color w:val="C00000"/>
+          <w:lang w:val="en-US"/>
+        </w:rPr>
+      </w:pPr>
+    </w:p>
+    <w:p>
+      <w:pPr>
+        <w:spacing w:line="276" w:lineRule="auto"/>
+        <w:jc w:val="center"/>
+        <w:rPr>
+          <w:rFonts w:ascii="Segoe UI" w:hAnsi="Segoe UI" w:cs="Segoe UI"/>
+          <w:color w:val="C00000"/>
+          <w:lang w:val="en-US"/>
+        </w:rPr>
+      </w:pPr>
+    </w:p>
+    <w:p>
+      <w:pPr>
+        <w:spacing w:line="276" w:lineRule="auto"/>
+        <w:jc w:val="center"/>
+        <w:rPr>
+          <w:rFonts w:ascii="Segoe UI" w:hAnsi="Segoe UI" w:cs="Segoe UI"/>
+          <w:b/>
+          <w:bCs/>
+          <w:color w:val="C00000"/>
+          <w:sz w:val="28"/>
+          <w:szCs w:val="28"/>
+          <w:lang w:val="en-US"/>
+        </w:rPr>
+      </w:pPr>
+      <w:r>
+        <w:rPr>
+          <w:rFonts w:ascii="Segoe UI" w:hAnsi="Segoe UI" w:cs="Segoe UI"/>
+          <w:noProof/>
+          <w:color w:val="C00000"/>
+          <w:lang w:val="en-US"/>
+        </w:rPr>
+        <w:lastRenderedPageBreak/>
+        <w:drawing>
+          <wp:anchor distT="0" distB="0" distL="114300" distR="114300" simplePos="0" relativeHeight="251686912" behindDoc="1" locked="0" layoutInCell="1" allowOverlap="1" wp14:anchorId="57E45023" wp14:editId="28D6EF23">
+            <wp:simplePos x="0" y="0"/>
+            <wp:positionH relativeFrom="column">
+              <wp:posOffset>-493183</wp:posOffset>
+            </wp:positionH>
+            <wp:positionV relativeFrom="paragraph">
+              <wp:posOffset>436033</wp:posOffset>
+            </wp:positionV>
+            <wp:extent cx="7156450" cy="8228867"/>
+            <wp:effectExtent l="152400" t="114300" r="139700" b="172720"/>
+            <wp:wrapNone/>
+            <wp:docPr id="36" name="Picture 36" descr="A computer screen shot of a diagram&#10;&#10;AI-generated content may be incorrect."/>
+            <wp:cNvGraphicFramePr>
+              <a:graphicFrameLocks xmlns:a="http://schemas.openxmlformats.org/drawingml/2006/main" noChangeAspect="1"/>
+            </wp:cNvGraphicFramePr>
+            <a:graphic xmlns:a="http://schemas.openxmlformats.org/drawingml/2006/main">
+              <a:graphicData uri="http://schemas.openxmlformats.org/drawingml/2006/picture">
+                <pic:pic xmlns:pic="http://schemas.openxmlformats.org/drawingml/2006/picture">
+                  <pic:nvPicPr>
+                    <pic:cNvPr id="36" name="Picture 36" descr="A computer screen shot of a diagram&#10;&#10;AI-generated content may be incorrect."/>
+                    <pic:cNvPicPr/>
+                  </pic:nvPicPr>
+                  <pic:blipFill>
+                    <a:blip r:embed="rId8" cstate="print">
+                      <a:extLst>
+                        <a:ext uri="{28A0092B-C50C-407E-A947-70E740481C1C}">
+                          <a14:useLocalDpi xmlns:a14="http://schemas.microsoft.com/office/drawing/2010/main" val="0"/>
+                        </a:ext>
+                      </a:extLst>
+                    </a:blip>
+                    <a:stretch>
+                      <a:fillRect/>
+                    </a:stretch>
+                  </pic:blipFill>
+                  <pic:spPr>
+                    <a:xfrm>
+                      <a:off x="0" y="0"/>
+                      <a:ext cx="7161083" cy="8234194"/>
+                    </a:xfrm>
+                    <a:prstGeom prst="rect">
+                      <a:avLst/>
+                    </a:prstGeom>
+                    <a:solidFill>
+                      <a:srgbClr val="FFFFFF">
+                        <a:shade val="85000"/>
+                      </a:srgbClr>
+                    </a:solidFill>
+                    <a:ln w="88900" cap="sq">
+                      <a:solidFill>
+                        <a:srgbClr val="FFFFFF"/>
+                      </a:solidFill>
+                      <a:miter lim="800000"/>
+                    </a:ln>
+                    <a:effectLst>
+                      <a:outerShdw blurRad="55000" dist="18000" dir="5400000" algn="tl" rotWithShape="0">
+                        <a:srgbClr val="000000">
+                          <a:alpha val="40000"/>
+                        </a:srgbClr>
+                      </a:outerShdw>
+                    </a:effectLst>
+                    <a:scene3d>
+                      <a:camera prst="orthographicFront"/>
+                      <a:lightRig rig="twoPt" dir="t">
+                        <a:rot lat="0" lon="0" rev="7200000"/>
+                      </a:lightRig>
+                    </a:scene3d>
+                    <a:sp3d>
+                      <a:bevelT w="25400" h="19050"/>
+                      <a:contourClr>
+                        <a:srgbClr val="FFFFFF"/>
+                      </a:contourClr>
+                    </a:sp3d>
+                  </pic:spPr>
+                </pic:pic>
+              </a:graphicData>
+            </a:graphic>
+            <wp14:sizeRelH relativeFrom="page">
+              <wp14:pctWidth>0</wp14:pctWidth>
+            </wp14:sizeRelH>
+            <wp14:sizeRelV relativeFrom="page">
+              <wp14:pctHeight>0</wp14:pctHeight>
+            </wp14:sizeRelV>
+          </wp:anchor>
+        </w:drawing>
+      </w:r>
+      <w:r>
+        <w:rPr>
+          <w:rFonts w:ascii="Segoe UI" w:hAnsi="Segoe UI" w:cs="Segoe UI"/>
+          <w:b/>
+          <w:bCs/>
+          <w:color w:val="C00000"/>
+          <w:sz w:val="28"/>
+          <w:szCs w:val="28"/>
+          <w:lang w:val="en-US"/>
+        </w:rPr>
+        <w:t>ENTITY-RELATIONSHIP DIAGRAM</w:t>
+      </w:r>
+    </w:p>
+    <w:p>
+      <w:pPr>
+        <w:spacing w:line="276" w:lineRule="auto"/>
+        <w:jc w:val="center"/>
+        <w:rPr>
+          <w:rFonts w:ascii="Segoe UI" w:hAnsi="Segoe UI" w:cs="Segoe UI"/>
+          <w:color w:val="C00000"/>
+          <w:lang w:val="en-US"/>
+        </w:rPr>
+      </w:pPr>
+    </w:p>
+    <w:p>
+      <w:pPr>
+        <w:spacing w:line="276" w:lineRule="auto"/>
+        <w:jc w:val="center"/>
+        <w:rPr>
+          <w:rFonts w:ascii="Segoe UI" w:hAnsi="Segoe UI" w:cs="Segoe UI"/>
+          <w:color w:val="C00000"/>
+          <w:lang w:val="en-US"/>
+        </w:rPr>
+      </w:pPr>
+    </w:p>
+    <w:p>
+      <w:pPr>
+        <w:spacing w:line="276" w:lineRule="auto"/>
+        <w:jc w:val="center"/>
+        <w:rPr>
+          <w:rFonts w:ascii="Segoe UI" w:hAnsi="Segoe UI" w:cs="Segoe UI"/>
+          <w:color w:val="C00000"/>
+          <w:lang w:val="en-US"/>
+        </w:rPr>
+      </w:pPr>
+    </w:p>
+    <w:p>
+      <w:pPr>
+        <w:spacing w:line="276" w:lineRule="auto"/>
+        <w:jc w:val="center"/>
+        <w:rPr>
+          <w:rFonts w:ascii="Segoe UI" w:hAnsi="Segoe UI" w:cs="Segoe UI"/>
+          <w:color w:val="C00000"/>
+          <w:lang w:val="en-US"/>
+        </w:rPr>
+      </w:pPr>
+    </w:p>
+    <w:p>
+      <w:pPr>
+        <w:spacing w:line="276" w:lineRule="auto"/>
+        <w:jc w:val="center"/>
+        <w:rPr>
+          <w:rFonts w:ascii="Segoe UI" w:hAnsi="Segoe UI" w:cs="Segoe UI"/>
+          <w:color w:val="C00000"/>
+          <w:lang w:val="en-US"/>
+        </w:rPr>
+      </w:pPr>
+    </w:p>
+    <w:p>
+      <w:pPr>
+        <w:spacing w:line="276" w:lineRule="auto"/>
+        <w:jc w:val="center"/>
+        <w:rPr>
+          <w:rFonts w:ascii="Segoe UI" w:hAnsi="Segoe UI" w:cs="Segoe UI"/>
+          <w:color w:val="C00000"/>
+          <w:lang w:val="en-US"/>
+        </w:rPr>
+      </w:pPr>
+    </w:p>
+    <w:p>
+      <w:pPr>
+        <w:spacing w:line="276" w:lineRule="auto"/>
+        <w:jc w:val="center"/>
+        <w:rPr>
+          <w:rFonts w:ascii="Segoe UI" w:hAnsi="Segoe UI" w:cs="Segoe UI"/>
+          <w:color w:val="C00000"/>
+          <w:lang w:val="en-US"/>
+        </w:rPr>
+      </w:pPr>
+    </w:p>
+    <w:p>
+      <w:pPr>
+        <w:spacing w:line="276" w:lineRule="auto"/>
+        <w:jc w:val="center"/>
+        <w:rPr>
+          <w:rFonts w:ascii="Segoe UI" w:hAnsi="Segoe UI" w:cs="Segoe UI"/>
+          <w:color w:val="C00000"/>
+          <w:lang w:val="en-US"/>
+        </w:rPr>
+      </w:pPr>
+    </w:p>
+    <w:p>
+      <w:pPr>
+        <w:spacing w:line="276" w:lineRule="auto"/>
+        <w:jc w:val="center"/>
+        <w:rPr>
+          <w:rFonts w:ascii="Segoe UI" w:hAnsi="Segoe UI" w:cs="Segoe UI"/>
+          <w:color w:val="C00000"/>
+          <w:lang w:val="en-US"/>
+        </w:rPr>
+      </w:pPr>
+    </w:p>
+    <w:p>
+      <w:pPr>
+        <w:spacing w:line="276" w:lineRule="auto"/>
+        <w:jc w:val="center"/>
+        <w:rPr>
+          <w:rFonts w:ascii="Segoe UI" w:hAnsi="Segoe UI" w:cs="Segoe UI"/>
+          <w:color w:val="C00000"/>
+          <w:lang w:val="en-US"/>
+        </w:rPr>
+      </w:pPr>
+    </w:p>
+    <w:p>
+      <w:pPr>
+        <w:spacing w:line="276" w:lineRule="auto"/>
+        <w:jc w:val="center"/>
+        <w:rPr>
+          <w:rFonts w:ascii="Segoe UI" w:hAnsi="Segoe UI" w:cs="Segoe UI"/>
+          <w:color w:val="C00000"/>
+          <w:lang w:val="en-US"/>
+        </w:rPr>
+      </w:pPr>
     </w:p>
     <w:p>
       <w:pPr>
@@ -686,7 +1121,7 @@
                     <pic:cNvPicPr/>
                   </pic:nvPicPr>
                   <pic:blipFill>
-                    <a:blip r:embed="rId7">
+                    <a:blip r:embed="rId9">
                       <a:extLst>
                         <a:ext uri="{28A0092B-C50C-407E-A947-70E740481C1C}">
                           <a14:useLocalDpi xmlns:a14="http://schemas.microsoft.com/office/drawing/2010/main" val="0"/>
@@ -1111,13 +1546,13 @@
           <w:lang w:val="en-US"/>
         </w:rPr>
         <w:drawing>
-          <wp:anchor distT="0" distB="0" distL="114300" distR="114300" simplePos="0" relativeHeight="251659264" behindDoc="1" locked="0" layoutInCell="1" allowOverlap="1" wp14:anchorId="73196EE9" wp14:editId="502C314B">
+          <wp:anchor distT="0" distB="0" distL="114300" distR="114300" simplePos="0" relativeHeight="251659264" behindDoc="1" locked="0" layoutInCell="1" allowOverlap="1" wp14:anchorId="73196EE9" wp14:editId="765F973C">
             <wp:simplePos x="0" y="0"/>
             <wp:positionH relativeFrom="margin">
-              <wp:posOffset>-55476</wp:posOffset>
+              <wp:posOffset>-17145</wp:posOffset>
             </wp:positionH>
             <wp:positionV relativeFrom="paragraph">
-              <wp:posOffset>32962</wp:posOffset>
+              <wp:posOffset>146685</wp:posOffset>
             </wp:positionV>
             <wp:extent cx="5943600" cy="3426460"/>
             <wp:effectExtent l="133350" t="114300" r="133350" b="173990"/>
@@ -1134,7 +1569,7 @@
                     <pic:cNvPicPr/>
                   </pic:nvPicPr>
                   <pic:blipFill>
-                    <a:blip r:embed="rId8">
+                    <a:blip r:embed="rId10">
                       <a:extLst>
                         <a:ext uri="{28A0092B-C50C-407E-A947-70E740481C1C}">
                           <a14:useLocalDpi xmlns:a14="http://schemas.microsoft.com/office/drawing/2010/main" val="0"/>
@@ -1797,7 +2232,7 @@
                     <pic:cNvPicPr/>
                   </pic:nvPicPr>
                   <pic:blipFill>
-                    <a:blip r:embed="rId9">
+                    <a:blip r:embed="rId11">
                       <a:extLst>
                         <a:ext uri="{28A0092B-C50C-407E-A947-70E740481C1C}">
                           <a14:useLocalDpi xmlns:a14="http://schemas.microsoft.com/office/drawing/2010/main" val="0"/>
@@ -2309,7 +2744,7 @@
                     <pic:cNvPicPr/>
                   </pic:nvPicPr>
                   <pic:blipFill>
-                    <a:blip r:embed="rId10">
+                    <a:blip r:embed="rId12">
                       <a:extLst>
                         <a:ext uri="{28A0092B-C50C-407E-A947-70E740481C1C}">
                           <a14:useLocalDpi xmlns:a14="http://schemas.microsoft.com/office/drawing/2010/main" val="0"/>
@@ -2773,7 +3208,7 @@
                     <pic:cNvPicPr/>
                   </pic:nvPicPr>
                   <pic:blipFill rotWithShape="1">
-                    <a:blip r:embed="rId11">
+                    <a:blip r:embed="rId13">
                       <a:extLst>
                         <a:ext uri="{28A0092B-C50C-407E-A947-70E740481C1C}">
                           <a14:useLocalDpi xmlns:a14="http://schemas.microsoft.com/office/drawing/2010/main" val="0"/>
@@ -3311,7 +3746,7 @@
                     <pic:cNvPicPr/>
                   </pic:nvPicPr>
                   <pic:blipFill>
-                    <a:blip r:embed="rId12">
+                    <a:blip r:embed="rId14">
                       <a:extLst>
                         <a:ext uri="{28A0092B-C50C-407E-A947-70E740481C1C}">
                           <a14:useLocalDpi xmlns:a14="http://schemas.microsoft.com/office/drawing/2010/main" val="0"/>
@@ -3761,7 +4196,7 @@
                     <pic:cNvPicPr/>
                   </pic:nvPicPr>
                   <pic:blipFill>
-                    <a:blip r:embed="rId13">
+                    <a:blip r:embed="rId15">
                       <a:extLst>
                         <a:ext uri="{28A0092B-C50C-407E-A947-70E740481C1C}">
                           <a14:useLocalDpi xmlns:a14="http://schemas.microsoft.com/office/drawing/2010/main" val="0"/>
@@ -4299,7 +4734,7 @@
                     <pic:cNvPicPr/>
                   </pic:nvPicPr>
                   <pic:blipFill>
-                    <a:blip r:embed="rId14">
+                    <a:blip r:embed="rId16">
                       <a:extLst>
                         <a:ext uri="{28A0092B-C50C-407E-A947-70E740481C1C}">
                           <a14:useLocalDpi xmlns:a14="http://schemas.microsoft.com/office/drawing/2010/main" val="0"/>
@@ -4822,7 +5257,7 @@
                     <pic:cNvPicPr/>
                   </pic:nvPicPr>
                   <pic:blipFill>
-                    <a:blip r:embed="rId15">
+                    <a:blip r:embed="rId17">
                       <a:extLst>
                         <a:ext uri="{28A0092B-C50C-407E-A947-70E740481C1C}">
                           <a14:useLocalDpi xmlns:a14="http://schemas.microsoft.com/office/drawing/2010/main" val="0"/>
@@ -5341,7 +5776,7 @@
                     <pic:cNvPicPr/>
                   </pic:nvPicPr>
                   <pic:blipFill>
-                    <a:blip r:embed="rId16">
+                    <a:blip r:embed="rId18">
                       <a:extLst>
                         <a:ext uri="{28A0092B-C50C-407E-A947-70E740481C1C}">
                           <a14:useLocalDpi xmlns:a14="http://schemas.microsoft.com/office/drawing/2010/main" val="0"/>
@@ -6319,7 +6754,7 @@
                     <pic:cNvPicPr/>
                   </pic:nvPicPr>
                   <pic:blipFill>
-                    <a:blip r:embed="rId17">
+                    <a:blip r:embed="rId19">
                       <a:extLst>
                         <a:ext uri="{28A0092B-C50C-407E-A947-70E740481C1C}">
                           <a14:useLocalDpi xmlns:a14="http://schemas.microsoft.com/office/drawing/2010/main" val="0"/>
@@ -6837,7 +7272,7 @@
                     <pic:cNvPicPr/>
                   </pic:nvPicPr>
                   <pic:blipFill>
-                    <a:blip r:embed="rId18">
+                    <a:blip r:embed="rId20">
                       <a:extLst>
                         <a:ext uri="{28A0092B-C50C-407E-A947-70E740481C1C}">
                           <a14:useLocalDpi xmlns:a14="http://schemas.microsoft.com/office/drawing/2010/main" val="0"/>
@@ -7668,7 +8103,7 @@
                     <pic:cNvPicPr/>
                   </pic:nvPicPr>
                   <pic:blipFill>
-                    <a:blip r:embed="rId19">
+                    <a:blip r:embed="rId21">
                       <a:extLst>
                         <a:ext uri="{28A0092B-C50C-407E-A947-70E740481C1C}">
                           <a14:useLocalDpi xmlns:a14="http://schemas.microsoft.com/office/drawing/2010/main" val="0"/>
@@ -8218,7 +8653,7 @@
                     <pic:cNvPicPr/>
                   </pic:nvPicPr>
                   <pic:blipFill>
-                    <a:blip r:embed="rId20">
+                    <a:blip r:embed="rId22">
                       <a:extLst>
                         <a:ext uri="{28A0092B-C50C-407E-A947-70E740481C1C}">
                           <a14:useLocalDpi xmlns:a14="http://schemas.microsoft.com/office/drawing/2010/main" val="0"/>
@@ -8660,7 +9095,7 @@
                     <pic:cNvPicPr/>
                   </pic:nvPicPr>
                   <pic:blipFill>
-                    <a:blip r:embed="rId21">
+                    <a:blip r:embed="rId23">
                       <a:extLst>
                         <a:ext uri="{28A0092B-C50C-407E-A947-70E740481C1C}">
                           <a14:useLocalDpi xmlns:a14="http://schemas.microsoft.com/office/drawing/2010/main" val="0"/>
@@ -9131,7 +9566,7 @@
                     <pic:cNvPicPr/>
                   </pic:nvPicPr>
                   <pic:blipFill>
-                    <a:blip r:embed="rId22">
+                    <a:blip r:embed="rId24">
                       <a:extLst>
                         <a:ext uri="{28A0092B-C50C-407E-A947-70E740481C1C}">
                           <a14:useLocalDpi xmlns:a14="http://schemas.microsoft.com/office/drawing/2010/main" val="0"/>
@@ -9919,7 +10354,7 @@
                     <pic:cNvPicPr/>
                   </pic:nvPicPr>
                   <pic:blipFill>
-                    <a:blip r:embed="rId23">
+                    <a:blip r:embed="rId25">
                       <a:extLst>
                         <a:ext uri="{28A0092B-C50C-407E-A947-70E740481C1C}">
                           <a14:useLocalDpi xmlns:a14="http://schemas.microsoft.com/office/drawing/2010/main" val="0"/>
@@ -10456,7 +10891,7 @@
                     </pic:cNvPicPr>
                   </pic:nvPicPr>
                   <pic:blipFill>
-                    <a:blip r:embed="rId24">
+                    <a:blip r:embed="rId26">
                       <a:extLst>
                         <a:ext uri="{28A0092B-C50C-407E-A947-70E740481C1C}">
                           <a14:useLocalDpi xmlns:a14="http://schemas.microsoft.com/office/drawing/2010/main" val="0"/>
@@ -10923,7 +11358,7 @@
                     <pic:cNvPicPr/>
                   </pic:nvPicPr>
                   <pic:blipFill>
-                    <a:blip r:embed="rId7">
+                    <a:blip r:embed="rId9">
                       <a:extLst>
                         <a:ext uri="{28A0092B-C50C-407E-A947-70E740481C1C}">
                           <a14:useLocalDpi xmlns:a14="http://schemas.microsoft.com/office/drawing/2010/main" val="0"/>
@@ -11422,7 +11857,7 @@
                     <pic:cNvPicPr/>
                   </pic:nvPicPr>
                   <pic:blipFill>
-                    <a:blip r:embed="rId25">
+                    <a:blip r:embed="rId27">
                       <a:extLst>
                         <a:ext uri="{28A0092B-C50C-407E-A947-70E740481C1C}">
                           <a14:useLocalDpi xmlns:a14="http://schemas.microsoft.com/office/drawing/2010/main" val="0"/>
@@ -11890,7 +12325,7 @@
                     <pic:cNvPicPr/>
                   </pic:nvPicPr>
                   <pic:blipFill>
-                    <a:blip r:embed="rId26">
+                    <a:blip r:embed="rId28">
                       <a:extLst>
                         <a:ext uri="{28A0092B-C50C-407E-A947-70E740481C1C}">
                           <a14:useLocalDpi xmlns:a14="http://schemas.microsoft.com/office/drawing/2010/main" val="0"/>
@@ -12302,7 +12737,7 @@
                     <pic:cNvPicPr/>
                   </pic:nvPicPr>
                   <pic:blipFill>
-                    <a:blip r:embed="rId27">
+                    <a:blip r:embed="rId29">
                       <a:extLst>
                         <a:ext uri="{28A0092B-C50C-407E-A947-70E740481C1C}">
                           <a14:useLocalDpi xmlns:a14="http://schemas.microsoft.com/office/drawing/2010/main" val="0"/>
@@ -12622,7 +13057,7 @@
                     <pic:cNvPicPr/>
                   </pic:nvPicPr>
                   <pic:blipFill>
-                    <a:blip r:embed="rId28">
+                    <a:blip r:embed="rId30">
                       <a:extLst>
                         <a:ext uri="{28A0092B-C50C-407E-A947-70E740481C1C}">
                           <a14:useLocalDpi xmlns:a14="http://schemas.microsoft.com/office/drawing/2010/main" val="0"/>
@@ -13224,7 +13659,7 @@
                     <pic:cNvPicPr/>
                   </pic:nvPicPr>
                   <pic:blipFill>
-                    <a:blip r:embed="rId29">
+                    <a:blip r:embed="rId31">
                       <a:extLst>
                         <a:ext uri="{28A0092B-C50C-407E-A947-70E740481C1C}">
                           <a14:useLocalDpi xmlns:a14="http://schemas.microsoft.com/office/drawing/2010/main" val="0"/>
@@ -13416,7 +13851,7 @@
                     <pic:cNvPicPr/>
                   </pic:nvPicPr>
                   <pic:blipFill>
-                    <a:blip r:embed="rId30">
+                    <a:blip r:embed="rId32">
                       <a:extLst>
                         <a:ext uri="{28A0092B-C50C-407E-A947-70E740481C1C}">
                           <a14:useLocalDpi xmlns:a14="http://schemas.microsoft.com/office/drawing/2010/main" val="0"/>
@@ -13587,7 +14022,7 @@
                     <pic:cNvPicPr/>
                   </pic:nvPicPr>
                   <pic:blipFill>
-                    <a:blip r:embed="rId31">
+                    <a:blip r:embed="rId33">
                       <a:extLst>
                         <a:ext uri="{28A0092B-C50C-407E-A947-70E740481C1C}">
                           <a14:useLocalDpi xmlns:a14="http://schemas.microsoft.com/office/drawing/2010/main" val="0"/>
@@ -13949,7 +14384,7 @@
                     <pic:cNvPicPr/>
                   </pic:nvPicPr>
                   <pic:blipFill>
-                    <a:blip r:embed="rId32">
+                    <a:blip r:embed="rId34">
                       <a:extLst>
                         <a:ext uri="{28A0092B-C50C-407E-A947-70E740481C1C}">
                           <a14:useLocalDpi xmlns:a14="http://schemas.microsoft.com/office/drawing/2010/main" val="0"/>
@@ -14202,26 +14637,41 @@
           <w:rFonts w:ascii="Segoe UI" w:hAnsi="Segoe UI" w:cs="Segoe UI"/>
         </w:rPr>
         <w:br/>
-        <w:t>• The layout is clear, professional, and touch-friendly, optimized for kiosk use.</w:t>
-      </w:r>
-      <w:r>
-        <w:rPr>
-          <w:rFonts w:ascii="Segoe UI" w:hAnsi="Segoe UI" w:cs="Segoe UI"/>
-        </w:rPr>
-        <w:br/>
         <w:t>• Validation ensures the booking exists; if data is missing, the page handles it gracefully without errors.</w:t>
       </w:r>
     </w:p>
     <w:p>
       <w:pPr>
         <w:spacing w:line="360" w:lineRule="auto"/>
-        <w:rPr>
-          <w:rFonts w:ascii="Segoe UI" w:hAnsi="Segoe UI" w:cs="Segoe UI"/>
-        </w:rPr>
-      </w:pPr>
+        <w:jc w:val="center"/>
+        <w:rPr>
+          <w:rFonts w:ascii="Segoe UI" w:hAnsi="Segoe UI" w:cs="Segoe UI"/>
+          <w:i/>
+          <w:iCs/>
+          <w:color w:val="C00000"/>
+        </w:rPr>
+      </w:pPr>
+      <w:r>
+        <w:rPr>
+          <w:rFonts w:ascii="Segoe UI" w:hAnsi="Segoe UI" w:cs="Segoe UI"/>
+          <w:i/>
+          <w:iCs/>
+          <w:color w:val="C00000"/>
+        </w:rPr>
+        <w:t>End of the Kiosk Movie Ticket Booking Guide</w:t>
+      </w:r>
+      <w:r>
+        <w:rPr>
+          <w:rFonts w:ascii="Segoe UI" w:hAnsi="Segoe UI" w:cs="Segoe UI"/>
+          <w:i/>
+          <w:iCs/>
+          <w:color w:val="C00000"/>
+        </w:rPr>
+        <w:t>.</w:t>
+      </w:r>
     </w:p>
     <w:sectPr>
-      <w:footerReference w:type="default" r:id="rId33"/>
+      <w:footerReference w:type="default" r:id="rId35"/>
       <w:pgSz w:w="12240" w:h="15840" w:code="1"/>
       <w:pgMar w:top="1440" w:right="1440" w:bottom="1440" w:left="1440" w:header="708" w:footer="708" w:gutter="0"/>
       <w:cols w:space="708"/>
